--- a/assets/Flyer-EN.docx
+++ b/assets/Flyer-EN.docx
@@ -106,8 +106,8 @@
               </w:rPr>
               <w:drawing>
                 <wp:inline distT="0" distB="0" distL="0" distR="0" wp14:anchorId="00FDF445" wp14:editId="2990A301">
-                  <wp:extent cx="8835655" cy="5433237"/>
-                  <wp:effectExtent l="0" t="0" r="3810" b="0"/>
+                  <wp:extent cx="9449242" cy="5730949"/>
+                  <wp:effectExtent l="0" t="0" r="0" b="3175"/>
                   <wp:docPr id="3" name="Picture 3"/>
                   <wp:cNvGraphicFramePr>
                     <a:graphicFrameLocks xmlns:a="http://schemas.openxmlformats.org/drawingml/2006/main" noChangeAspect="1"/>
@@ -119,7 +119,7 @@
                           <pic:cNvPr id="0" name="Flyer-En-02.jpg"/>
                           <pic:cNvPicPr/>
                         </pic:nvPicPr>
-                        <pic:blipFill>
+                        <pic:blipFill rotWithShape="1">
                           <a:blip r:embed="rId6">
                             <a:extLst>
                               <a:ext uri="{28A0092B-C50C-407E-A947-70E740481C1C}">
@@ -127,18 +127,25 @@
                               </a:ext>
                             </a:extLst>
                           </a:blip>
-                          <a:stretch>
-                            <a:fillRect/>
-                          </a:stretch>
+                          <a:srcRect t="1369"/>
+                          <a:stretch/>
                         </pic:blipFill>
-                        <pic:spPr>
+                        <pic:spPr bwMode="auto">
                           <a:xfrm>
                             <a:off x="0" y="0"/>
-                            <a:ext cx="8837774" cy="5434540"/>
+                            <a:ext cx="9455095" cy="5734499"/>
                           </a:xfrm>
                           <a:prstGeom prst="rect">
                             <a:avLst/>
                           </a:prstGeom>
+                          <a:ln>
+                            <a:noFill/>
+                          </a:ln>
+                          <a:extLst>
+                            <a:ext uri="{53640926-AAD7-44D8-BBD7-CCE9431645EC}">
+                              <a14:shadowObscured xmlns:a14="http://schemas.microsoft.com/office/drawing/2010/main"/>
+                            </a:ext>
+                          </a:extLst>
                         </pic:spPr>
                       </pic:pic>
                     </a:graphicData>
